--- a/spa/docx/42.content.docx
+++ b/spa/docx/42.content.docx
@@ -49450,19 +49450,7 @@
         <w:rPr>
           <w:lang w:val="es_ES" w:bidi="es_ES"/>
         </w:rPr>
-        <w:t>"Ahora te concedo el derecho de comer y beber en mi mesa": Ver Nota Temática “</w:t>
-      </w:r>
-      <w:r>
-        <w:rPr>
-          <w:lang w:val="es_ES" w:bidi="es_ES"/>
-        </w:rPr>
-        <w:t>El Banquete Mesiánico</w:t>
-      </w:r>
-      <w:r>
-        <w:rPr>
-          <w:lang w:val="es_ES" w:bidi="es_ES"/>
-        </w:rPr>
-        <w:t>”.</w:t>
+        <w:t>"Ahora te concedo el derecho de comer y beber en mi mesa": Ver Nota Temática “El Banquete Mesiánico”.</w:t>
       </w:r>
       <w:r>
         <w:rPr>
